--- a/india-ageing-atlas/prism_lasi_2026/national_ref_equations_2026/LASI_RefEq_Title_Page.docx
+++ b/india-ageing-atlas/prism_lasi_2026/national_ref_equations_2026/LASI_RefEq_Title_Page.docx
@@ -180,7 +180,7 @@
         </w:numPr>
       </w:pPr>
       <w:r>
-        <w:t xml:space="preserve">References: 13</w:t>
+        <w:t xml:space="preserve">References: 14</w:t>
       </w:r>
     </w:p>
     <w:p>
@@ -216,7 +216,7 @@
         </w:numPr>
       </w:pPr>
       <w:r>
-        <w:t xml:space="preserve">Supplementary: 4 tables (including full coefficients and lookup grid)</w:t>
+        <w:t xml:space="preserve">Supplementary: 3 tables (including the GAMLSS L/M/S reference values and the full lookup grid)</w:t>
       </w:r>
     </w:p>
     <w:bookmarkEnd w:id="10"/>

--- a/india-ageing-atlas/prism_lasi_2026/national_ref_equations_2026/LASI_RefEq_Title_Page.docx
+++ b/india-ageing-atlas/prism_lasi_2026/national_ref_equations_2026/LASI_RefEq_Title_Page.docx
@@ -26,7 +26,7 @@
         <w:t xml:space="preserve"> </w:t>
       </w:r>
       <w:r>
-        <w:t xml:space="preserve">Nationally Representative Spirometry Reference Equations for Middle-Aged and Older Indians: Derivation and Validation from the Longitudinal Ageing Study in India, and the Re-estimated Burden of Restrictive and Preserved-Ratio Impairment</w:t>
+        <w:t xml:space="preserve">Nationally Representative Spirometry Reference Equations for Middle-Aged and Older Indians: A Cross-sectional Derivation and Validation Study from the Longitudinal Ageing Study in India, and Re-estimated Burden of Restrictive and Preserved-Ratio Impairment</w:t>
       </w:r>
     </w:p>
     <w:p>
@@ -44,7 +44,7 @@
         <w:t xml:space="preserve"> </w:t>
       </w:r>
       <w:r>
-        <w:t xml:space="preserve">National spirometry reference equations for older Indians</w:t>
+        <w:t xml:space="preserve">Indian spirometry reference equations</w:t>
       </w:r>
     </w:p>
     <w:p>
@@ -156,7 +156,7 @@
         </w:numPr>
       </w:pPr>
       <w:r>
-        <w:t xml:space="preserve">Abstract: ~250 words (structured)</w:t>
+        <w:t xml:space="preserve">Abstract: ~280 words (structured, including clinical significance)</w:t>
       </w:r>
     </w:p>
     <w:p>
@@ -168,7 +168,7 @@
         </w:numPr>
       </w:pPr>
       <w:r>
-        <w:t xml:space="preserve">Main text: ~2,700 words (Introduction–Conclusions)</w:t>
+        <w:t xml:space="preserve">Main text: ~3,100 words (Introduction–Clinical Significance)</w:t>
       </w:r>
     </w:p>
     <w:p>
@@ -192,7 +192,7 @@
         </w:numPr>
       </w:pPr>
       <w:r>
-        <w:t xml:space="preserve">Tables: 4</w:t>
+        <w:t xml:space="preserve">Tables: 2</w:t>
       </w:r>
     </w:p>
     <w:p>
@@ -216,7 +216,7 @@
         </w:numPr>
       </w:pPr>
       <w:r>
-        <w:t xml:space="preserve">Supplementary: 3 tables (including the GAMLSS L/M/S reference values and the full lookup grid)</w:t>
+        <w:t xml:space="preserve">Supplementary: 4 tables (including the GAMLSS L/M/S reference values, lookup grid, and validation statistics)</w:t>
       </w:r>
     </w:p>
     <w:bookmarkEnd w:id="10"/>
@@ -313,7 +313,31 @@
         <w:t xml:space="preserve"> </w:t>
       </w:r>
       <w:r>
-        <w:t xml:space="preserve">LASI Wave 1 data are available through the Gateway to Global Aging Data (g2aging.org) and IIPS. Full derivation code, coefficient tables, and lookup grid are available from the author on reasonable request.</w:t>
+        <w:t xml:space="preserve">LASI Wave 1 data are available through the Gateway to Global Aging Data (g2aging.org) and IIPS. The reference-equation code package and bundled LMS table are available in the project repository subfolder</w:t>
+      </w:r>
+      <w:r>
+        <w:t xml:space="preserve"> </w:t>
+      </w:r>
+      <w:r>
+        <w:rPr>
+          <w:rStyle w:val="VerbatimChar"/>
+        </w:rPr>
+        <w:t xml:space="preserve">reference_package/</w:t>
+      </w:r>
+      <w:r>
+        <w:t xml:space="preserve">; the Python package is published on PyPI as</w:t>
+      </w:r>
+      <w:r>
+        <w:t xml:space="preserve"> </w:t>
+      </w:r>
+      <w:r>
+        <w:rPr>
+          <w:rStyle w:val="VerbatimChar"/>
+        </w:rPr>
+        <w:t xml:space="preserve">lasi-spirometry-reference</w:t>
+      </w:r>
+      <w:r>
+        <w:t xml:space="preserve">.</w:t>
       </w:r>
     </w:p>
     <w:p>
